--- a/러시아 인권변호사/7부/7부_5화_언론_통제의_유혹.docx
+++ b/러시아 인권변호사/7부/7부_5화_언론_통제의_유혹.docx
@@ -530,6 +530,200 @@
     </w:p>
     <w:p>
       <w:pPr>
+        <w:spacing w:before="0" w:after="110" w:line="300" w:lineRule="auto"/>
+      </w:pPr>
+      <w:r>
+        <w:rPr>
+          <w:rFonts w:ascii="Times New Roman" w:hAnsi="Times New Roman" w:eastAsia="Malgun Gothic"/>
+          <w:b/>
+          <w:i w:val="0"/>
+          <w:sz w:val="22"/>
+        </w:rPr>
+        <w:t xml:space="preserve">Радищев: </w:t>
+      </w:r>
+      <w:r>
+        <w:rPr>
+          <w:rFonts w:ascii="Times New Roman" w:hAnsi="Times New Roman" w:eastAsia="Malgun Gothic"/>
+          <w:b w:val="0"/>
+          <w:i w:val="0"/>
+          <w:sz w:val="22"/>
+        </w:rPr>
+        <w:t>Брифинги — это хорошо, Павел Дмитриевич. Но брифинг раз в день, а фальшивка разлетается за десять минут.</w:t>
+      </w:r>
+    </w:p>
+    <w:p>
+      <w:pPr>
+        <w:spacing w:before="0" w:after="110" w:line="300" w:lineRule="auto"/>
+      </w:pPr>
+      <w:r>
+        <w:rPr>
+          <w:rFonts w:ascii="Times New Roman" w:hAnsi="Times New Roman" w:eastAsia="Malgun Gothic"/>
+          <w:b/>
+          <w:i w:val="0"/>
+          <w:sz w:val="22"/>
+        </w:rPr>
+        <w:t xml:space="preserve">Гуркин: </w:t>
+      </w:r>
+      <w:r>
+        <w:rPr>
+          <w:rFonts w:ascii="Times New Roman" w:hAnsi="Times New Roman" w:eastAsia="Malgun Gothic"/>
+          <w:b w:val="0"/>
+          <w:i w:val="0"/>
+          <w:sz w:val="22"/>
+        </w:rPr>
+        <w:t>Поэтому брифинг должен быть скучным и точным. Людям в панике нужна не красивая картинка, а время и место: где стоят наши, где стоят их, какие дороги открыты.</w:t>
+      </w:r>
+    </w:p>
+    <w:p>
+      <w:pPr>
+        <w:spacing w:before="0" w:after="110" w:line="300" w:lineRule="auto"/>
+      </w:pPr>
+      <w:r>
+        <w:rPr>
+          <w:rFonts w:ascii="Times New Roman" w:hAnsi="Times New Roman" w:eastAsia="Malgun Gothic"/>
+          <w:b/>
+          <w:i w:val="0"/>
+          <w:sz w:val="22"/>
+        </w:rPr>
+        <w:t xml:space="preserve">Катя: </w:t>
+      </w:r>
+      <w:r>
+        <w:rPr>
+          <w:rFonts w:ascii="Times New Roman" w:hAnsi="Times New Roman" w:eastAsia="Malgun Gothic"/>
+          <w:b w:val="0"/>
+          <w:i w:val="0"/>
+          <w:sz w:val="22"/>
+        </w:rPr>
+        <w:t>А кто будет выступать? Генерал в полной парадной форме сам по себе кого угодно напугает.</w:t>
+      </w:r>
+    </w:p>
+    <w:p>
+      <w:pPr>
+        <w:spacing w:before="0" w:after="110" w:line="300" w:lineRule="auto"/>
+      </w:pPr>
+      <w:r>
+        <w:rPr>
+          <w:rFonts w:ascii="Times New Roman" w:hAnsi="Times New Roman" w:eastAsia="Malgun Gothic"/>
+          <w:b/>
+          <w:i w:val="0"/>
+          <w:sz w:val="22"/>
+        </w:rPr>
+        <w:t xml:space="preserve">Гуркин: </w:t>
+      </w:r>
+      <w:r>
+        <w:rPr>
+          <w:rFonts w:ascii="Times New Roman" w:hAnsi="Times New Roman" w:eastAsia="Malgun Gothic"/>
+          <w:b w:val="0"/>
+          <w:i w:val="0"/>
+          <w:sz w:val="22"/>
+        </w:rPr>
+        <w:t>Командиры местных частей. Люди, которых в этих городах знают в лицо.</w:t>
+      </w:r>
+    </w:p>
+    <w:p>
+      <w:pPr>
+        <w:spacing w:before="0" w:after="110" w:line="300" w:lineRule="auto"/>
+      </w:pPr>
+      <w:r>
+        <w:rPr>
+          <w:rFonts w:ascii="Times New Roman" w:hAnsi="Times New Roman" w:eastAsia="Malgun Gothic"/>
+          <w:b/>
+          <w:i w:val="0"/>
+          <w:sz w:val="22"/>
+        </w:rPr>
+        <w:t xml:space="preserve">Лёша: </w:t>
+      </w:r>
+      <w:r>
+        <w:rPr>
+          <w:rFonts w:ascii="Times New Roman" w:hAnsi="Times New Roman" w:eastAsia="Malgun Gothic"/>
+          <w:b w:val="0"/>
+          <w:i w:val="0"/>
+          <w:sz w:val="22"/>
+        </w:rPr>
+        <w:t>Хорошо. И пусть говорят обычным языком, без «оперативной обстановки».</w:t>
+      </w:r>
+    </w:p>
+    <w:p>
+      <w:pPr>
+        <w:spacing w:before="0" w:after="110" w:line="300" w:lineRule="auto"/>
+      </w:pPr>
+      <w:r>
+        <w:rPr>
+          <w:rFonts w:ascii="Times New Roman" w:hAnsi="Times New Roman" w:eastAsia="Malgun Gothic"/>
+          <w:b/>
+          <w:i w:val="0"/>
+          <w:sz w:val="22"/>
+        </w:rPr>
+        <w:t xml:space="preserve">Гребенщиков: </w:t>
+      </w:r>
+      <w:r>
+        <w:rPr>
+          <w:rFonts w:ascii="Times New Roman" w:hAnsi="Times New Roman" w:eastAsia="Malgun Gothic"/>
+          <w:b w:val="0"/>
+          <w:i w:val="0"/>
+          <w:sz w:val="22"/>
+        </w:rPr>
+        <w:t>Могу подготовить им короткие тезисы.</w:t>
+      </w:r>
+    </w:p>
+    <w:p>
+      <w:pPr>
+        <w:spacing w:before="0" w:after="110" w:line="300" w:lineRule="auto"/>
+      </w:pPr>
+      <w:r>
+        <w:rPr>
+          <w:rFonts w:ascii="Times New Roman" w:hAnsi="Times New Roman" w:eastAsia="Malgun Gothic"/>
+          <w:b/>
+          <w:i w:val="0"/>
+          <w:sz w:val="22"/>
+        </w:rPr>
+        <w:t xml:space="preserve">Лёша: </w:t>
+      </w:r>
+      <w:r>
+        <w:rPr>
+          <w:rFonts w:ascii="Times New Roman" w:hAnsi="Times New Roman" w:eastAsia="Malgun Gothic"/>
+          <w:b w:val="0"/>
+          <w:i w:val="0"/>
+          <w:sz w:val="22"/>
+        </w:rPr>
+        <w:t>Не нужно тезисов, Анатолий Викторович. Пусть говорят своими словами. Тезисы люди чувствуют за версту.</w:t>
+      </w:r>
+    </w:p>
+    <w:p>
+      <w:pPr>
+        <w:spacing w:before="0" w:after="110" w:line="300" w:lineRule="auto"/>
+      </w:pPr>
+      <w:r>
+        <w:rPr>
+          <w:rFonts w:ascii="Times New Roman" w:hAnsi="Times New Roman" w:eastAsia="Malgun Gothic"/>
+          <w:b/>
+          <w:i w:val="0"/>
+          <w:sz w:val="22"/>
+        </w:rPr>
+        <w:t xml:space="preserve">Гребенщиков: </w:t>
+      </w:r>
+      <w:r>
+        <w:rPr>
+          <w:rFonts w:ascii="Times New Roman" w:hAnsi="Times New Roman" w:eastAsia="Malgun Gothic"/>
+          <w:b w:val="0"/>
+          <w:i/>
+          <w:color w:val="555555"/>
+          <w:sz w:val="22"/>
+        </w:rPr>
+        <w:t>(с лёгкой обидой)</w:t>
+      </w:r>
+      <w:r>
+        <w:rPr>
+          <w:rFonts w:ascii="Times New Roman" w:hAnsi="Times New Roman" w:eastAsia="Malgun Gothic"/>
+          <w:b w:val="0"/>
+          <w:i w:val="0"/>
+          <w:sz w:val="22"/>
+        </w:rPr>
+        <w:t xml:space="preserve"> Мои — не чувствуют. Но как скажете.</w:t>
+      </w:r>
+    </w:p>
+    <w:p>
+      <w:pPr>
         <w:keepNext/>
         <w:spacing w:before="320" w:after="140"/>
       </w:pPr>
@@ -884,6 +1078,200 @@
           <w:i w:val="0"/>
           <w:sz w:val="22"/>
         </w:rPr>
+        <w:t xml:space="preserve">Радищев: </w:t>
+      </w:r>
+      <w:r>
+        <w:rPr>
+          <w:rFonts w:ascii="Times New Roman" w:hAnsi="Times New Roman" w:eastAsia="Malgun Gothic"/>
+          <w:b w:val="0"/>
+          <w:i w:val="0"/>
+          <w:sz w:val="22"/>
+        </w:rPr>
+        <w:t>Прекрасная историческая дискуссия, Ирина Олеговна. А тем временем в приграничных городах скупают соль и спички.</w:t>
+      </w:r>
+    </w:p>
+    <w:p>
+      <w:pPr>
+        <w:spacing w:before="0" w:after="110" w:line="300" w:lineRule="auto"/>
+      </w:pPr>
+      <w:r>
+        <w:rPr>
+          <w:rFonts w:ascii="Times New Roman" w:hAnsi="Times New Roman" w:eastAsia="Malgun Gothic"/>
+          <w:b/>
+          <w:i w:val="0"/>
+          <w:sz w:val="22"/>
+        </w:rPr>
+        <w:t xml:space="preserve">Ирина: </w:t>
+      </w:r>
+      <w:r>
+        <w:rPr>
+          <w:rFonts w:ascii="Times New Roman" w:hAnsi="Times New Roman" w:eastAsia="Malgun Gothic"/>
+          <w:b w:val="0"/>
+          <w:i w:val="0"/>
+          <w:sz w:val="22"/>
+        </w:rPr>
+        <w:t>Потому что им врут. И лечить это нужно правдой, а не новым замком на двери.</w:t>
+      </w:r>
+    </w:p>
+    <w:p>
+      <w:pPr>
+        <w:spacing w:before="0" w:after="110" w:line="300" w:lineRule="auto"/>
+      </w:pPr>
+      <w:r>
+        <w:rPr>
+          <w:rFonts w:ascii="Times New Roman" w:hAnsi="Times New Roman" w:eastAsia="Malgun Gothic"/>
+          <w:b/>
+          <w:i w:val="0"/>
+          <w:sz w:val="22"/>
+        </w:rPr>
+        <w:t xml:space="preserve">Гребенщиков: </w:t>
+      </w:r>
+      <w:r>
+        <w:rPr>
+          <w:rFonts w:ascii="Times New Roman" w:hAnsi="Times New Roman" w:eastAsia="Malgun Gothic"/>
+          <w:b w:val="0"/>
+          <w:i w:val="0"/>
+          <w:sz w:val="22"/>
+        </w:rPr>
+        <w:t>Правда медленнее, Ирина Олеговна. Это не мнение, это законы распространения информации.</w:t>
+      </w:r>
+    </w:p>
+    <w:p>
+      <w:pPr>
+        <w:spacing w:before="0" w:after="110" w:line="300" w:lineRule="auto"/>
+      </w:pPr>
+      <w:r>
+        <w:rPr>
+          <w:rFonts w:ascii="Times New Roman" w:hAnsi="Times New Roman" w:eastAsia="Malgun Gothic"/>
+          <w:b/>
+          <w:i w:val="0"/>
+          <w:sz w:val="22"/>
+        </w:rPr>
+        <w:t xml:space="preserve">Ирина: </w:t>
+      </w:r>
+      <w:r>
+        <w:rPr>
+          <w:rFonts w:ascii="Times New Roman" w:hAnsi="Times New Roman" w:eastAsia="Malgun Gothic"/>
+          <w:b w:val="0"/>
+          <w:i w:val="0"/>
+          <w:sz w:val="22"/>
+        </w:rPr>
+        <w:t>Значит, её нужно сделать быстрее. А запрещать ложь бесполезно — ложь запретов не боится.</w:t>
+      </w:r>
+    </w:p>
+    <w:p>
+      <w:pPr>
+        <w:spacing w:before="0" w:after="110" w:line="300" w:lineRule="auto"/>
+      </w:pPr>
+      <w:r>
+        <w:rPr>
+          <w:rFonts w:ascii="Times New Roman" w:hAnsi="Times New Roman" w:eastAsia="Malgun Gothic"/>
+          <w:b/>
+          <w:i w:val="0"/>
+          <w:sz w:val="22"/>
+        </w:rPr>
+        <w:t xml:space="preserve">Лёша: </w:t>
+      </w:r>
+      <w:r>
+        <w:rPr>
+          <w:rFonts w:ascii="Times New Roman" w:hAnsi="Times New Roman" w:eastAsia="Malgun Gothic"/>
+          <w:b w:val="0"/>
+          <w:i w:val="0"/>
+          <w:sz w:val="22"/>
+        </w:rPr>
+        <w:t>Борис Игоревич, а кто, по-вашему, вошёл бы в эту комиссию?</w:t>
+      </w:r>
+    </w:p>
+    <w:p>
+      <w:pPr>
+        <w:spacing w:before="0" w:after="110" w:line="300" w:lineRule="auto"/>
+      </w:pPr>
+      <w:r>
+        <w:rPr>
+          <w:rFonts w:ascii="Times New Roman" w:hAnsi="Times New Roman" w:eastAsia="Malgun Gothic"/>
+          <w:b/>
+          <w:i w:val="0"/>
+          <w:sz w:val="22"/>
+        </w:rPr>
+        <w:t xml:space="preserve">Радищев: </w:t>
+      </w:r>
+      <w:r>
+        <w:rPr>
+          <w:rFonts w:ascii="Times New Roman" w:hAnsi="Times New Roman" w:eastAsia="Malgun Gothic"/>
+          <w:b w:val="0"/>
+          <w:i w:val="0"/>
+          <w:sz w:val="22"/>
+        </w:rPr>
+        <w:t>Представители администрации, ведомств, возможно, один-два эксперта со стороны.</w:t>
+      </w:r>
+    </w:p>
+    <w:p>
+      <w:pPr>
+        <w:spacing w:before="0" w:after="110" w:line="300" w:lineRule="auto"/>
+      </w:pPr>
+      <w:r>
+        <w:rPr>
+          <w:rFonts w:ascii="Times New Roman" w:hAnsi="Times New Roman" w:eastAsia="Malgun Gothic"/>
+          <w:b/>
+          <w:i w:val="0"/>
+          <w:sz w:val="22"/>
+        </w:rPr>
+        <w:t xml:space="preserve">Лёша: </w:t>
+      </w:r>
+      <w:r>
+        <w:rPr>
+          <w:rFonts w:ascii="Times New Roman" w:hAnsi="Times New Roman" w:eastAsia="Malgun Gothic"/>
+          <w:b w:val="0"/>
+          <w:i w:val="0"/>
+          <w:sz w:val="22"/>
+        </w:rPr>
+        <w:t>То есть люди, которые сами отвечают за то, что происходит на границе.</w:t>
+      </w:r>
+    </w:p>
+    <w:p>
+      <w:pPr>
+        <w:spacing w:before="0" w:after="110" w:line="300" w:lineRule="auto"/>
+      </w:pPr>
+      <w:r>
+        <w:rPr>
+          <w:rFonts w:ascii="Times New Roman" w:hAnsi="Times New Roman" w:eastAsia="Malgun Gothic"/>
+          <w:b/>
+          <w:i w:val="0"/>
+          <w:sz w:val="22"/>
+        </w:rPr>
+        <w:t xml:space="preserve">Радищев: </w:t>
+      </w:r>
+      <w:r>
+        <w:rPr>
+          <w:rFonts w:ascii="Times New Roman" w:hAnsi="Times New Roman" w:eastAsia="Malgun Gothic"/>
+          <w:b w:val="0"/>
+          <w:i/>
+          <w:color w:val="555555"/>
+          <w:sz w:val="22"/>
+        </w:rPr>
+        <w:t>(пауза)</w:t>
+      </w:r>
+      <w:r>
+        <w:rPr>
+          <w:rFonts w:ascii="Times New Roman" w:hAnsi="Times New Roman" w:eastAsia="Malgun Gothic"/>
+          <w:b w:val="0"/>
+          <w:i w:val="0"/>
+          <w:sz w:val="22"/>
+        </w:rPr>
+        <w:t xml:space="preserve"> Люди, которые лучше всех знают, что там происходит.</w:t>
+      </w:r>
+    </w:p>
+    <w:p>
+      <w:pPr>
+        <w:spacing w:before="0" w:after="110" w:line="300" w:lineRule="auto"/>
+      </w:pPr>
+      <w:r>
+        <w:rPr>
+          <w:rFonts w:ascii="Times New Roman" w:hAnsi="Times New Roman" w:eastAsia="Malgun Gothic"/>
+          <w:b/>
+          <w:i w:val="0"/>
+          <w:sz w:val="22"/>
+        </w:rPr>
         <w:t xml:space="preserve">Лёша: </w:t>
       </w:r>
       <w:r>
@@ -1213,6 +1601,233 @@
     </w:p>
     <w:p>
       <w:pPr>
+        <w:spacing w:before="0" w:after="110" w:line="300" w:lineRule="auto"/>
+      </w:pPr>
+      <w:r>
+        <w:rPr>
+          <w:rFonts w:ascii="Times New Roman" w:hAnsi="Times New Roman" w:eastAsia="Malgun Gothic"/>
+          <w:b/>
+          <w:i w:val="0"/>
+          <w:sz w:val="22"/>
+        </w:rPr>
+        <w:t xml:space="preserve">Лёша: </w:t>
+      </w:r>
+      <w:r>
+        <w:rPr>
+          <w:rFonts w:ascii="Times New Roman" w:hAnsi="Times New Roman" w:eastAsia="Malgun Gothic"/>
+          <w:b w:val="0"/>
+          <w:i w:val="0"/>
+          <w:sz w:val="22"/>
+        </w:rPr>
+        <w:t>Вы понимаете, что половина этих редакторов меня терпеть не может?</w:t>
+      </w:r>
+    </w:p>
+    <w:p>
+      <w:pPr>
+        <w:spacing w:before="0" w:after="110" w:line="300" w:lineRule="auto"/>
+      </w:pPr>
+      <w:r>
+        <w:rPr>
+          <w:rFonts w:ascii="Times New Roman" w:hAnsi="Times New Roman" w:eastAsia="Malgun Gothic"/>
+          <w:b/>
+          <w:i w:val="0"/>
+          <w:sz w:val="22"/>
+        </w:rPr>
+        <w:t xml:space="preserve">Рязанцев: </w:t>
+      </w:r>
+      <w:r>
+        <w:rPr>
+          <w:rFonts w:ascii="Times New Roman" w:hAnsi="Times New Roman" w:eastAsia="Malgun Gothic"/>
+          <w:b w:val="0"/>
+          <w:i w:val="0"/>
+          <w:sz w:val="22"/>
+        </w:rPr>
+        <w:t>Тем лучше, Алексей Николаевич. Если совет, где сидят ваши критики, назовёт материал о границе ложным, — поверят все. Если это сделает ваша комиссия, не поверит никто.</w:t>
+      </w:r>
+    </w:p>
+    <w:p>
+      <w:pPr>
+        <w:spacing w:before="0" w:after="110" w:line="300" w:lineRule="auto"/>
+      </w:pPr>
+      <w:r>
+        <w:rPr>
+          <w:rFonts w:ascii="Times New Roman" w:hAnsi="Times New Roman" w:eastAsia="Malgun Gothic"/>
+          <w:b/>
+          <w:i w:val="0"/>
+          <w:sz w:val="22"/>
+        </w:rPr>
+        <w:t xml:space="preserve">Лёша: </w:t>
+      </w:r>
+      <w:r>
+        <w:rPr>
+          <w:rFonts w:ascii="Times New Roman" w:hAnsi="Times New Roman" w:eastAsia="Malgun Gothic"/>
+          <w:b w:val="0"/>
+          <w:i w:val="0"/>
+          <w:sz w:val="22"/>
+        </w:rPr>
+        <w:t>А сами вы войдёте?</w:t>
+      </w:r>
+    </w:p>
+    <w:p>
+      <w:pPr>
+        <w:spacing w:before="0" w:after="110" w:line="300" w:lineRule="auto"/>
+      </w:pPr>
+      <w:r>
+        <w:rPr>
+          <w:rFonts w:ascii="Times New Roman" w:hAnsi="Times New Roman" w:eastAsia="Malgun Gothic"/>
+          <w:b/>
+          <w:i w:val="0"/>
+          <w:sz w:val="22"/>
+        </w:rPr>
+        <w:t xml:space="preserve">Рязанцев: </w:t>
+      </w:r>
+      <w:r>
+        <w:rPr>
+          <w:rFonts w:ascii="Times New Roman" w:hAnsi="Times New Roman" w:eastAsia="Malgun Gothic"/>
+          <w:b w:val="0"/>
+          <w:i w:val="0"/>
+          <w:sz w:val="22"/>
+        </w:rPr>
+        <w:t>В первый состав — нет. Меня слишком хорошо знают как редактора Дарьи. Скажут, что я ваш человек.</w:t>
+      </w:r>
+    </w:p>
+    <w:p>
+      <w:pPr>
+        <w:spacing w:before="0" w:after="110" w:line="300" w:lineRule="auto"/>
+      </w:pPr>
+      <w:r>
+        <w:rPr>
+          <w:rFonts w:ascii="Times New Roman" w:hAnsi="Times New Roman" w:eastAsia="Malgun Gothic"/>
+          <w:b/>
+          <w:i w:val="0"/>
+          <w:sz w:val="22"/>
+        </w:rPr>
+        <w:t xml:space="preserve">Лёша: </w:t>
+      </w:r>
+      <w:r>
+        <w:rPr>
+          <w:rFonts w:ascii="Times New Roman" w:hAnsi="Times New Roman" w:eastAsia="Malgun Gothic"/>
+          <w:b w:val="0"/>
+          <w:i w:val="0"/>
+          <w:sz w:val="22"/>
+        </w:rPr>
+        <w:t>А вы — мой человек?</w:t>
+      </w:r>
+    </w:p>
+    <w:p>
+      <w:pPr>
+        <w:spacing w:before="0" w:after="110" w:line="300" w:lineRule="auto"/>
+      </w:pPr>
+      <w:r>
+        <w:rPr>
+          <w:rFonts w:ascii="Times New Roman" w:hAnsi="Times New Roman" w:eastAsia="Malgun Gothic"/>
+          <w:b/>
+          <w:i w:val="0"/>
+          <w:sz w:val="22"/>
+        </w:rPr>
+        <w:t xml:space="preserve">Рязанцев: </w:t>
+      </w:r>
+      <w:r>
+        <w:rPr>
+          <w:rFonts w:ascii="Times New Roman" w:hAnsi="Times New Roman" w:eastAsia="Malgun Gothic"/>
+          <w:b w:val="0"/>
+          <w:i/>
+          <w:color w:val="555555"/>
+          <w:sz w:val="22"/>
+        </w:rPr>
+        <w:t>(усмехаясь)</w:t>
+      </w:r>
+      <w:r>
+        <w:rPr>
+          <w:rFonts w:ascii="Times New Roman" w:hAnsi="Times New Roman" w:eastAsia="Malgun Gothic"/>
+          <w:b w:val="0"/>
+          <w:i w:val="0"/>
+          <w:sz w:val="22"/>
+        </w:rPr>
+        <w:t xml:space="preserve"> Я ничей человек, Алексей Николаевич. Это единственная роскошь, которую могут себе позволить старые редакторы.</w:t>
+      </w:r>
+    </w:p>
+    <w:p>
+      <w:pPr>
+        <w:spacing w:before="0" w:after="110" w:line="300" w:lineRule="auto"/>
+      </w:pPr>
+      <w:r>
+        <w:rPr>
+          <w:rFonts w:ascii="Times New Roman" w:hAnsi="Times New Roman" w:eastAsia="Malgun Gothic"/>
+          <w:b/>
+          <w:i w:val="0"/>
+          <w:sz w:val="22"/>
+        </w:rPr>
+        <w:t xml:space="preserve">Лёша: </w:t>
+      </w:r>
+      <w:r>
+        <w:rPr>
+          <w:rFonts w:ascii="Times New Roman" w:hAnsi="Times New Roman" w:eastAsia="Malgun Gothic"/>
+          <w:b w:val="0"/>
+          <w:i w:val="0"/>
+          <w:sz w:val="22"/>
+        </w:rPr>
+        <w:t>Скажите честно, Лев Аркадьевич, — вы бы напечатали про меня разгромный материал, если бы я создал эту комиссию?</w:t>
+      </w:r>
+    </w:p>
+    <w:p>
+      <w:pPr>
+        <w:spacing w:before="0" w:after="110" w:line="300" w:lineRule="auto"/>
+      </w:pPr>
+      <w:r>
+        <w:rPr>
+          <w:rFonts w:ascii="Times New Roman" w:hAnsi="Times New Roman" w:eastAsia="Malgun Gothic"/>
+          <w:b/>
+          <w:i w:val="0"/>
+          <w:sz w:val="22"/>
+        </w:rPr>
+        <w:t xml:space="preserve">Рязанцев: </w:t>
+      </w:r>
+      <w:r>
+        <w:rPr>
+          <w:rFonts w:ascii="Times New Roman" w:hAnsi="Times New Roman" w:eastAsia="Malgun Gothic"/>
+          <w:b w:val="0"/>
+          <w:i w:val="0"/>
+          <w:sz w:val="22"/>
+        </w:rPr>
+        <w:t>На первой полосе. И, простите, получил бы от этого удовольствие.</w:t>
+      </w:r>
+    </w:p>
+    <w:p>
+      <w:pPr>
+        <w:spacing w:before="0" w:after="110" w:line="300" w:lineRule="auto"/>
+      </w:pPr>
+      <w:r>
+        <w:rPr>
+          <w:rFonts w:ascii="Times New Roman" w:hAnsi="Times New Roman" w:eastAsia="Malgun Gothic"/>
+          <w:b/>
+          <w:i w:val="0"/>
+          <w:sz w:val="22"/>
+        </w:rPr>
+        <w:t xml:space="preserve">Лёша: </w:t>
+      </w:r>
+      <w:r>
+        <w:rPr>
+          <w:rFonts w:ascii="Times New Roman" w:hAnsi="Times New Roman" w:eastAsia="Malgun Gothic"/>
+          <w:b w:val="0"/>
+          <w:i/>
+          <w:color w:val="555555"/>
+          <w:sz w:val="22"/>
+        </w:rPr>
+        <w:t>(слабая улыбка)</w:t>
+      </w:r>
+      <w:r>
+        <w:rPr>
+          <w:rFonts w:ascii="Times New Roman" w:hAnsi="Times New Roman" w:eastAsia="Malgun Gothic"/>
+          <w:b w:val="0"/>
+          <w:i w:val="0"/>
+          <w:sz w:val="22"/>
+        </w:rPr>
+        <w:t xml:space="preserve"> Пожалуй, это самый убедительный аргумент за сегодня.</w:t>
+      </w:r>
+    </w:p>
+    <w:p>
+      <w:pPr>
         <w:keepNext/>
         <w:spacing w:before="320" w:after="140"/>
       </w:pPr>
@@ -1459,6 +2074,144 @@
     </w:p>
     <w:p>
       <w:pPr>
+        <w:spacing w:before="0" w:after="110" w:line="300" w:lineRule="auto"/>
+      </w:pPr>
+      <w:r>
+        <w:rPr>
+          <w:rFonts w:ascii="Times New Roman" w:hAnsi="Times New Roman" w:eastAsia="Malgun Gothic"/>
+          <w:b/>
+          <w:i w:val="0"/>
+          <w:sz w:val="22"/>
+        </w:rPr>
+        <w:t xml:space="preserve">Лёша: </w:t>
+      </w:r>
+      <w:r>
+        <w:rPr>
+          <w:rFonts w:ascii="Times New Roman" w:hAnsi="Times New Roman" w:eastAsia="Malgun Gothic"/>
+          <w:b w:val="0"/>
+          <w:i w:val="0"/>
+          <w:sz w:val="22"/>
+        </w:rPr>
+        <w:t>А если за этот месяц паника усилится?</w:t>
+      </w:r>
+    </w:p>
+    <w:p>
+      <w:pPr>
+        <w:spacing w:before="0" w:after="110" w:line="300" w:lineRule="auto"/>
+      </w:pPr>
+      <w:r>
+        <w:rPr>
+          <w:rFonts w:ascii="Times New Roman" w:hAnsi="Times New Roman" w:eastAsia="Malgun Gothic"/>
+          <w:b/>
+          <w:i w:val="0"/>
+          <w:sz w:val="22"/>
+        </w:rPr>
+        <w:t xml:space="preserve">Настя: </w:t>
+      </w:r>
+      <w:r>
+        <w:rPr>
+          <w:rFonts w:ascii="Times New Roman" w:hAnsi="Times New Roman" w:eastAsia="Malgun Gothic"/>
+          <w:b w:val="0"/>
+          <w:i w:val="0"/>
+          <w:sz w:val="22"/>
+        </w:rPr>
+        <w:t>Брифинги Павла Дмитриевича начнутся завтра. Совет — через месяц. Одно не ждёт другого.</w:t>
+      </w:r>
+    </w:p>
+    <w:p>
+      <w:pPr>
+        <w:spacing w:before="0" w:after="110" w:line="300" w:lineRule="auto"/>
+      </w:pPr>
+      <w:r>
+        <w:rPr>
+          <w:rFonts w:ascii="Times New Roman" w:hAnsi="Times New Roman" w:eastAsia="Malgun Gothic"/>
+          <w:b/>
+          <w:i w:val="0"/>
+          <w:sz w:val="22"/>
+        </w:rPr>
+        <w:t xml:space="preserve">Кирилл: </w:t>
+      </w:r>
+      <w:r>
+        <w:rPr>
+          <w:rFonts w:ascii="Times New Roman" w:hAnsi="Times New Roman" w:eastAsia="Malgun Gothic"/>
+          <w:b w:val="0"/>
+          <w:i w:val="0"/>
+          <w:sz w:val="22"/>
+        </w:rPr>
+        <w:t>И ещё: мы уже сейчас можем проверить, кто платит за распространение этих материалов. Рекламные бюджеты оставляют следы, как любые деньги.</w:t>
+      </w:r>
+    </w:p>
+    <w:p>
+      <w:pPr>
+        <w:spacing w:before="0" w:after="110" w:line="300" w:lineRule="auto"/>
+      </w:pPr>
+      <w:r>
+        <w:rPr>
+          <w:rFonts w:ascii="Times New Roman" w:hAnsi="Times New Roman" w:eastAsia="Malgun Gothic"/>
+          <w:b/>
+          <w:i w:val="0"/>
+          <w:sz w:val="22"/>
+        </w:rPr>
+        <w:t xml:space="preserve">Настя: </w:t>
+      </w:r>
+      <w:r>
+        <w:rPr>
+          <w:rFonts w:ascii="Times New Roman" w:hAnsi="Times New Roman" w:eastAsia="Malgun Gothic"/>
+          <w:b w:val="0"/>
+          <w:i w:val="0"/>
+          <w:sz w:val="22"/>
+        </w:rPr>
+        <w:t>Если за кампанией стоят реальные деньги — а за ней явно стоят, — мы покажем схему публично. Без блокировок. Просто цифры.</w:t>
+      </w:r>
+    </w:p>
+    <w:p>
+      <w:pPr>
+        <w:spacing w:before="0" w:after="110" w:line="300" w:lineRule="auto"/>
+      </w:pPr>
+      <w:r>
+        <w:rPr>
+          <w:rFonts w:ascii="Times New Roman" w:hAnsi="Times New Roman" w:eastAsia="Malgun Gothic"/>
+          <w:b/>
+          <w:i w:val="0"/>
+          <w:sz w:val="22"/>
+        </w:rPr>
+        <w:t xml:space="preserve">Лёша: </w:t>
+      </w:r>
+      <w:r>
+        <w:rPr>
+          <w:rFonts w:ascii="Times New Roman" w:hAnsi="Times New Roman" w:eastAsia="Malgun Gothic"/>
+          <w:b w:val="0"/>
+          <w:i w:val="0"/>
+          <w:sz w:val="22"/>
+        </w:rPr>
+        <w:t>Это лучше любой блокировки. Ложь, у которой виден кошелёк, теряет половину силы.</w:t>
+      </w:r>
+    </w:p>
+    <w:p>
+      <w:pPr>
+        <w:spacing w:before="0" w:after="110" w:line="300" w:lineRule="auto"/>
+      </w:pPr>
+      <w:r>
+        <w:rPr>
+          <w:rFonts w:ascii="Times New Roman" w:hAnsi="Times New Roman" w:eastAsia="Malgun Gothic"/>
+          <w:b/>
+          <w:i w:val="0"/>
+          <w:sz w:val="22"/>
+        </w:rPr>
+        <w:t xml:space="preserve">Кирилл: </w:t>
+      </w:r>
+      <w:r>
+        <w:rPr>
+          <w:rFonts w:ascii="Times New Roman" w:hAnsi="Times New Roman" w:eastAsia="Malgun Gothic"/>
+          <w:b w:val="0"/>
+          <w:i w:val="0"/>
+          <w:sz w:val="22"/>
+        </w:rPr>
+        <w:t>Вениамин Олегович уже смотрит платежи через посредников. Говорит, схема типовая: такие кампании заказывают, а не пишут от души.</w:t>
+      </w:r>
+    </w:p>
+    <w:p>
+      <w:pPr>
         <w:keepNext/>
         <w:spacing w:before="320" w:after="140"/>
       </w:pPr>
@@ -1503,7 +2256,7 @@
           <w:i w:val="0"/>
           <w:sz w:val="22"/>
         </w:rPr>
-        <w:t xml:space="preserve"> Чехов писал, что нужно по капле выдавливать из себя раба. Легко забыть это, когда раб предлагает удобство вместо тяжести свободы выбирать самому, чему верить.</w:t>
+        <w:t xml:space="preserve"> Как аккуратно это звучит — «комиссия по контенту». Будто речь о бухгалтерии, а не о том, что людям разрешено читать.</w:t>
       </w:r>
     </w:p>
     <w:p>
@@ -1663,6 +2416,164 @@
     </w:p>
     <w:p>
       <w:pPr>
+        <w:spacing w:before="0" w:after="110" w:line="300" w:lineRule="auto"/>
+      </w:pPr>
+      <w:r>
+        <w:rPr>
+          <w:rFonts w:ascii="Times New Roman" w:hAnsi="Times New Roman" w:eastAsia="Malgun Gothic"/>
+          <w:b/>
+          <w:i w:val="0"/>
+          <w:sz w:val="22"/>
+        </w:rPr>
+        <w:t xml:space="preserve">Катя: </w:t>
+      </w:r>
+      <w:r>
+        <w:rPr>
+          <w:rFonts w:ascii="Times New Roman" w:hAnsi="Times New Roman" w:eastAsia="Malgun Gothic"/>
+          <w:b w:val="0"/>
+          <w:i/>
+          <w:color w:val="555555"/>
+          <w:sz w:val="22"/>
+        </w:rPr>
+        <w:t>(заглядывая)</w:t>
+      </w:r>
+      <w:r>
+        <w:rPr>
+          <w:rFonts w:ascii="Times New Roman" w:hAnsi="Times New Roman" w:eastAsia="Malgun Gothic"/>
+          <w:b w:val="0"/>
+          <w:i w:val="0"/>
+          <w:sz w:val="22"/>
+        </w:rPr>
+        <w:t xml:space="preserve"> Алексей Николаевич, вы просили напомнить про завтрашнее совещание. Борис Игоревич уже прислал проект положения о комиссии.</w:t>
+      </w:r>
+    </w:p>
+    <w:p>
+      <w:pPr>
+        <w:spacing w:before="0" w:after="110" w:line="300" w:lineRule="auto"/>
+      </w:pPr>
+      <w:r>
+        <w:rPr>
+          <w:rFonts w:ascii="Times New Roman" w:hAnsi="Times New Roman" w:eastAsia="Malgun Gothic"/>
+          <w:b/>
+          <w:i w:val="0"/>
+          <w:sz w:val="22"/>
+        </w:rPr>
+        <w:t xml:space="preserve">Лёша: </w:t>
+      </w:r>
+      <w:r>
+        <w:rPr>
+          <w:rFonts w:ascii="Times New Roman" w:hAnsi="Times New Roman" w:eastAsia="Malgun Gothic"/>
+          <w:b w:val="0"/>
+          <w:i w:val="0"/>
+          <w:sz w:val="22"/>
+        </w:rPr>
+        <w:t>Уже? Быстро.</w:t>
+      </w:r>
+    </w:p>
+    <w:p>
+      <w:pPr>
+        <w:spacing w:before="0" w:after="110" w:line="300" w:lineRule="auto"/>
+      </w:pPr>
+      <w:r>
+        <w:rPr>
+          <w:rFonts w:ascii="Times New Roman" w:hAnsi="Times New Roman" w:eastAsia="Malgun Gothic"/>
+          <w:b/>
+          <w:i w:val="0"/>
+          <w:sz w:val="22"/>
+        </w:rPr>
+        <w:t xml:space="preserve">Катя: </w:t>
+      </w:r>
+      <w:r>
+        <w:rPr>
+          <w:rFonts w:ascii="Times New Roman" w:hAnsi="Times New Roman" w:eastAsia="Malgun Gothic"/>
+          <w:b w:val="0"/>
+          <w:i w:val="0"/>
+          <w:sz w:val="22"/>
+        </w:rPr>
+        <w:t>Двенадцать страниц. Слово «блокировка» встречается двадцать три раза. Я посчитала.</w:t>
+      </w:r>
+    </w:p>
+    <w:p>
+      <w:pPr>
+        <w:spacing w:before="0" w:after="110" w:line="300" w:lineRule="auto"/>
+      </w:pPr>
+      <w:r>
+        <w:rPr>
+          <w:rFonts w:ascii="Times New Roman" w:hAnsi="Times New Roman" w:eastAsia="Malgun Gothic"/>
+          <w:b/>
+          <w:i w:val="0"/>
+          <w:sz w:val="22"/>
+        </w:rPr>
+        <w:t xml:space="preserve">Лёша: </w:t>
+      </w:r>
+      <w:r>
+        <w:rPr>
+          <w:rFonts w:ascii="Times New Roman" w:hAnsi="Times New Roman" w:eastAsia="Malgun Gothic"/>
+          <w:b w:val="0"/>
+          <w:i w:val="0"/>
+          <w:sz w:val="22"/>
+        </w:rPr>
+        <w:t>А слово «ответственность»?</w:t>
+      </w:r>
+    </w:p>
+    <w:p>
+      <w:pPr>
+        <w:spacing w:before="0" w:after="110" w:line="300" w:lineRule="auto"/>
+      </w:pPr>
+      <w:r>
+        <w:rPr>
+          <w:rFonts w:ascii="Times New Roman" w:hAnsi="Times New Roman" w:eastAsia="Malgun Gothic"/>
+          <w:b/>
+          <w:i w:val="0"/>
+          <w:sz w:val="22"/>
+        </w:rPr>
+        <w:t xml:space="preserve">Катя: </w:t>
+      </w:r>
+      <w:r>
+        <w:rPr>
+          <w:rFonts w:ascii="Times New Roman" w:hAnsi="Times New Roman" w:eastAsia="Malgun Gothic"/>
+          <w:b w:val="0"/>
+          <w:i w:val="0"/>
+          <w:sz w:val="22"/>
+        </w:rPr>
+        <w:t>Один раз. В заголовке раздела о наказаниях для журналистов.</w:t>
+      </w:r>
+    </w:p>
+    <w:p>
+      <w:pPr>
+        <w:spacing w:before="0" w:after="110" w:line="300" w:lineRule="auto"/>
+      </w:pPr>
+      <w:r>
+        <w:rPr>
+          <w:rFonts w:ascii="Times New Roman" w:hAnsi="Times New Roman" w:eastAsia="Malgun Gothic"/>
+          <w:b/>
+          <w:i w:val="0"/>
+          <w:sz w:val="22"/>
+        </w:rPr>
+        <w:t xml:space="preserve">Лёша: </w:t>
+      </w:r>
+      <w:r>
+        <w:rPr>
+          <w:rFonts w:ascii="Times New Roman" w:hAnsi="Times New Roman" w:eastAsia="Malgun Gothic"/>
+          <w:b w:val="0"/>
+          <w:i/>
+          <w:color w:val="555555"/>
+          <w:sz w:val="22"/>
+        </w:rPr>
+        <w:t>(долго молчит)</w:t>
+      </w:r>
+      <w:r>
+        <w:rPr>
+          <w:rFonts w:ascii="Times New Roman" w:hAnsi="Times New Roman" w:eastAsia="Malgun Gothic"/>
+          <w:b w:val="0"/>
+          <w:i w:val="0"/>
+          <w:sz w:val="22"/>
+        </w:rPr>
+        <w:t xml:space="preserve"> Спасибо, Катя. Вы только что закончили мои сомнения.</w:t>
+      </w:r>
+    </w:p>
+    <w:p>
+      <w:pPr>
         <w:keepNext/>
         <w:spacing w:before="320" w:after="140"/>
       </w:pPr>
@@ -1813,7 +2724,122 @@
           <w:i w:val="0"/>
           <w:sz w:val="22"/>
         </w:rPr>
+        <w:t xml:space="preserve">Радищев: </w:t>
+      </w:r>
+      <w:r>
+        <w:rPr>
+          <w:rFonts w:ascii="Times New Roman" w:hAnsi="Times New Roman" w:eastAsia="Malgun Gothic"/>
+          <w:b w:val="0"/>
+          <w:i w:val="0"/>
+          <w:sz w:val="22"/>
+        </w:rPr>
+        <w:t>А если совет журналистов промаркирует как ложь сводку моего министерства?</w:t>
+      </w:r>
+    </w:p>
+    <w:p>
+      <w:pPr>
+        <w:spacing w:before="0" w:after="110" w:line="300" w:lineRule="auto"/>
+      </w:pPr>
+      <w:r>
+        <w:rPr>
+          <w:rFonts w:ascii="Times New Roman" w:hAnsi="Times New Roman" w:eastAsia="Malgun Gothic"/>
+          <w:b/>
+          <w:i w:val="0"/>
+          <w:sz w:val="22"/>
+        </w:rPr>
+        <w:t xml:space="preserve">Лёша: </w:t>
+      </w:r>
+      <w:r>
+        <w:rPr>
+          <w:rFonts w:ascii="Times New Roman" w:hAnsi="Times New Roman" w:eastAsia="Malgun Gothic"/>
+          <w:b w:val="0"/>
+          <w:i w:val="0"/>
+          <w:sz w:val="22"/>
+        </w:rPr>
+        <w:t>Тогда министерство опубликует данные и докажет, что совет ошибся. Так же, как это сделал бы любой из нас.</w:t>
+      </w:r>
+    </w:p>
+    <w:p>
+      <w:pPr>
+        <w:spacing w:before="0" w:after="110" w:line="300" w:lineRule="auto"/>
+      </w:pPr>
+      <w:r>
+        <w:rPr>
+          <w:rFonts w:ascii="Times New Roman" w:hAnsi="Times New Roman" w:eastAsia="Malgun Gothic"/>
+          <w:b/>
+          <w:i w:val="0"/>
+          <w:sz w:val="22"/>
+        </w:rPr>
+        <w:t xml:space="preserve">Радищев: </w:t>
+      </w:r>
+      <w:r>
+        <w:rPr>
+          <w:rFonts w:ascii="Times New Roman" w:hAnsi="Times New Roman" w:eastAsia="Malgun Gothic"/>
+          <w:b w:val="0"/>
+          <w:i w:val="0"/>
+          <w:sz w:val="22"/>
+        </w:rPr>
+        <w:t>Министерство обороны, оправдывающееся перед журналистами. Не думал, что доживу.</w:t>
+      </w:r>
+    </w:p>
+    <w:p>
+      <w:pPr>
+        <w:spacing w:before="0" w:after="110" w:line="300" w:lineRule="auto"/>
+      </w:pPr>
+      <w:r>
+        <w:rPr>
+          <w:rFonts w:ascii="Times New Roman" w:hAnsi="Times New Roman" w:eastAsia="Malgun Gothic"/>
+          <w:b/>
+          <w:i w:val="0"/>
+          <w:sz w:val="22"/>
+        </w:rPr>
         <w:t xml:space="preserve">Ирина: </w:t>
+      </w:r>
+      <w:r>
+        <w:rPr>
+          <w:rFonts w:ascii="Times New Roman" w:hAnsi="Times New Roman" w:eastAsia="Malgun Gothic"/>
+          <w:b w:val="0"/>
+          <w:i w:val="0"/>
+          <w:sz w:val="22"/>
+        </w:rPr>
+        <w:t>Привыкайте, Борис Игоревич. В нормальной стране это называется подотчётностью.</w:t>
+      </w:r>
+    </w:p>
+    <w:p>
+      <w:pPr>
+        <w:spacing w:before="0" w:after="110" w:line="300" w:lineRule="auto"/>
+      </w:pPr>
+      <w:r>
+        <w:rPr>
+          <w:rFonts w:ascii="Times New Roman" w:hAnsi="Times New Roman" w:eastAsia="Malgun Gothic"/>
+          <w:b/>
+          <w:i w:val="0"/>
+          <w:sz w:val="22"/>
+        </w:rPr>
+        <w:t xml:space="preserve">Гуркин: </w:t>
+      </w:r>
+      <w:r>
+        <w:rPr>
+          <w:rFonts w:ascii="Times New Roman" w:hAnsi="Times New Roman" w:eastAsia="Malgun Gothic"/>
+          <w:b w:val="0"/>
+          <w:i w:val="0"/>
+          <w:sz w:val="22"/>
+        </w:rPr>
+        <w:t>Со своей стороны скажу: если брифинги будут честными, маркировать будет нечего.</w:t>
+      </w:r>
+    </w:p>
+    <w:p>
+      <w:pPr>
+        <w:spacing w:before="0" w:after="110" w:line="300" w:lineRule="auto"/>
+      </w:pPr>
+      <w:r>
+        <w:rPr>
+          <w:rFonts w:ascii="Times New Roman" w:hAnsi="Times New Roman" w:eastAsia="Malgun Gothic"/>
+          <w:b/>
+          <w:i w:val="0"/>
+          <w:sz w:val="22"/>
+        </w:rPr>
+        <w:t xml:space="preserve">Радищев: </w:t>
       </w:r>
       <w:r>
         <w:rPr>
@@ -1823,7 +2849,7 @@
           <w:color w:val="555555"/>
           <w:sz w:val="22"/>
         </w:rPr>
-        <w:t>(тихо)</w:t>
+        <w:t>(помолчав)</w:t>
       </w:r>
       <w:r>
         <w:rPr>
@@ -1832,7 +2858,7 @@
           <w:i w:val="0"/>
           <w:sz w:val="22"/>
         </w:rPr>
-        <w:t xml:space="preserve"> Спасибо, Алексей Николаевич.</w:t>
+        <w:t xml:space="preserve"> Хорошо. Мои люди подготовят открытые данные к первому брифингу. Но если паника не спадёт за неделю, я вернусь к этому разговору.</w:t>
       </w:r>
     </w:p>
     <w:p>
@@ -1855,7 +2881,7 @@
           <w:i w:val="0"/>
           <w:sz w:val="22"/>
         </w:rPr>
-        <w:t>Не благодарите, Ирина. Просто продолжайте напоминать мне, когда я снова окажусь на подобном перекрёстке. Кажется, таких перекрёстков в этом сроке будет ещё немало.</w:t>
+        <w:t>Возвращайтесь. Только с цифрами, а не со страхами.</w:t>
       </w:r>
     </w:p>
     <w:p>
@@ -1870,29 +2896,6 @@
           <w:sz w:val="22"/>
         </w:rPr>
         <w:t xml:space="preserve">Ирина: </w:t>
-      </w:r>
-      <w:r>
-        <w:rPr>
-          <w:rFonts w:ascii="Times New Roman" w:hAnsi="Times New Roman" w:eastAsia="Malgun Gothic"/>
-          <w:b w:val="0"/>
-          <w:i w:val="0"/>
-          <w:sz w:val="22"/>
-        </w:rPr>
-        <w:t>Буду напоминать, Алексей Николаевич. Каждый раз.</w:t>
-      </w:r>
-    </w:p>
-    <w:p>
-      <w:pPr>
-        <w:spacing w:before="0" w:after="110" w:line="300" w:lineRule="auto"/>
-      </w:pPr>
-      <w:r>
-        <w:rPr>
-          <w:rFonts w:ascii="Times New Roman" w:hAnsi="Times New Roman" w:eastAsia="Malgun Gothic"/>
-          <w:b/>
-          <w:i w:val="0"/>
-          <w:sz w:val="22"/>
-        </w:rPr>
-        <w:t xml:space="preserve">Рязанцев: </w:t>
       </w:r>
       <w:r>
         <w:rPr>
@@ -1902,7 +2905,7 @@
           <w:color w:val="555555"/>
           <w:sz w:val="22"/>
         </w:rPr>
-        <w:t>(по телефону, узнав новости)</w:t>
+        <w:t>(тихо)</w:t>
       </w:r>
       <w:r>
         <w:rPr>
@@ -1911,7 +2914,7 @@
           <w:i w:val="0"/>
           <w:sz w:val="22"/>
         </w:rPr>
-        <w:t xml:space="preserve"> Алексей Николаевич, от лица всей прессы — благодарю за решение.</w:t>
+        <w:t xml:space="preserve"> Спасибо, Алексей Николаевич.</w:t>
       </w:r>
     </w:p>
     <w:p>
@@ -1934,7 +2937,7 @@
           <w:i w:val="0"/>
           <w:sz w:val="22"/>
         </w:rPr>
-        <w:t>Не подведите доверие, Лев Аркадьевич. Независимость — это ответственность, не только право.</w:t>
+        <w:t>Не благодарите, Ирина. Просто продолжайте напоминать мне, когда я снова окажусь на подобном перекрёстке. Кажется, таких перекрёстков в этом сроке будет ещё немало.</w:t>
       </w:r>
     </w:p>
     <w:p>
@@ -1948,7 +2951,7 @@
           <w:i w:val="0"/>
           <w:sz w:val="22"/>
         </w:rPr>
-        <w:t xml:space="preserve">Рязанцев: </w:t>
+        <w:t xml:space="preserve">Ирина: </w:t>
       </w:r>
       <w:r>
         <w:rPr>
@@ -1957,7 +2960,211 @@
           <w:i w:val="0"/>
           <w:sz w:val="22"/>
         </w:rPr>
+        <w:t>Буду напоминать, Алексей Николаевич. Каждый раз.</w:t>
+      </w:r>
+    </w:p>
+    <w:p>
+      <w:pPr>
+        <w:spacing w:before="0" w:after="110" w:line="300" w:lineRule="auto"/>
+      </w:pPr>
+      <w:r>
+        <w:rPr>
+          <w:rFonts w:ascii="Times New Roman" w:hAnsi="Times New Roman" w:eastAsia="Malgun Gothic"/>
+          <w:b/>
+          <w:i w:val="0"/>
+          <w:sz w:val="22"/>
+        </w:rPr>
+        <w:t xml:space="preserve">Рязанцев: </w:t>
+      </w:r>
+      <w:r>
+        <w:rPr>
+          <w:rFonts w:ascii="Times New Roman" w:hAnsi="Times New Roman" w:eastAsia="Malgun Gothic"/>
+          <w:b w:val="0"/>
+          <w:i/>
+          <w:color w:val="555555"/>
+          <w:sz w:val="22"/>
+        </w:rPr>
+        <w:t>(по телефону, узнав новости)</w:t>
+      </w:r>
+      <w:r>
+        <w:rPr>
+          <w:rFonts w:ascii="Times New Roman" w:hAnsi="Times New Roman" w:eastAsia="Malgun Gothic"/>
+          <w:b w:val="0"/>
+          <w:i w:val="0"/>
+          <w:sz w:val="22"/>
+        </w:rPr>
+        <w:t xml:space="preserve"> Алексей Николаевич, от лица всей прессы — благодарю за решение.</w:t>
+      </w:r>
+    </w:p>
+    <w:p>
+      <w:pPr>
+        <w:spacing w:before="0" w:after="110" w:line="300" w:lineRule="auto"/>
+      </w:pPr>
+      <w:r>
+        <w:rPr>
+          <w:rFonts w:ascii="Times New Roman" w:hAnsi="Times New Roman" w:eastAsia="Malgun Gothic"/>
+          <w:b/>
+          <w:i w:val="0"/>
+          <w:sz w:val="22"/>
+        </w:rPr>
+        <w:t xml:space="preserve">Лёша: </w:t>
+      </w:r>
+      <w:r>
+        <w:rPr>
+          <w:rFonts w:ascii="Times New Roman" w:hAnsi="Times New Roman" w:eastAsia="Malgun Gothic"/>
+          <w:b w:val="0"/>
+          <w:i w:val="0"/>
+          <w:sz w:val="22"/>
+        </w:rPr>
+        <w:t>Не подведите доверие, Лев Аркадьевич. Независимость — это ответственность, не только право.</w:t>
+      </w:r>
+    </w:p>
+    <w:p>
+      <w:pPr>
+        <w:spacing w:before="0" w:after="110" w:line="300" w:lineRule="auto"/>
+      </w:pPr>
+      <w:r>
+        <w:rPr>
+          <w:rFonts w:ascii="Times New Roman" w:hAnsi="Times New Roman" w:eastAsia="Malgun Gothic"/>
+          <w:b/>
+          <w:i w:val="0"/>
+          <w:sz w:val="22"/>
+        </w:rPr>
+        <w:t xml:space="preserve">Рязанцев: </w:t>
+      </w:r>
+      <w:r>
+        <w:rPr>
+          <w:rFonts w:ascii="Times New Roman" w:hAnsi="Times New Roman" w:eastAsia="Malgun Gothic"/>
+          <w:b w:val="0"/>
+          <w:i w:val="0"/>
+          <w:sz w:val="22"/>
+        </w:rPr>
         <w:t>Понимаю это лучше, чем кто-либо, Алексей Николаевич. Особенно после Дарьи.</w:t>
+      </w:r>
+    </w:p>
+    <w:p>
+      <w:pPr>
+        <w:spacing w:before="0" w:after="110" w:line="300" w:lineRule="auto"/>
+      </w:pPr>
+      <w:r>
+        <w:rPr>
+          <w:rFonts w:ascii="Times New Roman" w:hAnsi="Times New Roman" w:eastAsia="Malgun Gothic"/>
+          <w:b/>
+          <w:i w:val="0"/>
+          <w:sz w:val="22"/>
+        </w:rPr>
+        <w:t xml:space="preserve">Лёша: </w:t>
+      </w:r>
+      <w:r>
+        <w:rPr>
+          <w:rFonts w:ascii="Times New Roman" w:hAnsi="Times New Roman" w:eastAsia="Malgun Gothic"/>
+          <w:b w:val="0"/>
+          <w:i w:val="0"/>
+          <w:sz w:val="22"/>
+        </w:rPr>
+        <w:t>Лев Аркадьевич, и ещё. Если совет когда-нибудь назовёт ложью что-то, что скажу я сам, — не смягчайте.</w:t>
+      </w:r>
+    </w:p>
+    <w:p>
+      <w:pPr>
+        <w:spacing w:before="0" w:after="110" w:line="300" w:lineRule="auto"/>
+      </w:pPr>
+      <w:r>
+        <w:rPr>
+          <w:rFonts w:ascii="Times New Roman" w:hAnsi="Times New Roman" w:eastAsia="Malgun Gothic"/>
+          <w:b/>
+          <w:i w:val="0"/>
+          <w:sz w:val="22"/>
+        </w:rPr>
+        <w:t xml:space="preserve">Рязанцев: </w:t>
+      </w:r>
+      <w:r>
+        <w:rPr>
+          <w:rFonts w:ascii="Times New Roman" w:hAnsi="Times New Roman" w:eastAsia="Malgun Gothic"/>
+          <w:b w:val="0"/>
+          <w:i w:val="0"/>
+          <w:sz w:val="22"/>
+        </w:rPr>
+        <w:t>Не смягчу. Дарья бы мне этого не простила.</w:t>
+      </w:r>
+    </w:p>
+    <w:p>
+      <w:pPr>
+        <w:spacing w:before="0" w:after="110" w:line="300" w:lineRule="auto"/>
+      </w:pPr>
+      <w:r>
+        <w:rPr>
+          <w:rFonts w:ascii="Times New Roman" w:hAnsi="Times New Roman" w:eastAsia="Malgun Gothic"/>
+          <w:b/>
+          <w:i w:val="0"/>
+          <w:sz w:val="22"/>
+        </w:rPr>
+        <w:t xml:space="preserve">Лёша: </w:t>
+      </w:r>
+      <w:r>
+        <w:rPr>
+          <w:rFonts w:ascii="Times New Roman" w:hAnsi="Times New Roman" w:eastAsia="Malgun Gothic"/>
+          <w:b w:val="0"/>
+          <w:i w:val="0"/>
+          <w:sz w:val="22"/>
+        </w:rPr>
+        <w:t>Мне тоже.</w:t>
+      </w:r>
+    </w:p>
+    <w:p>
+      <w:pPr>
+        <w:spacing w:before="0" w:after="110" w:line="300" w:lineRule="auto"/>
+      </w:pPr>
+      <w:r>
+        <w:rPr>
+          <w:rFonts w:ascii="Times New Roman" w:hAnsi="Times New Roman" w:eastAsia="Malgun Gothic"/>
+          <w:b/>
+          <w:i w:val="0"/>
+          <w:sz w:val="22"/>
+        </w:rPr>
+        <w:t xml:space="preserve">Рязанцев: </w:t>
+      </w:r>
+      <w:r>
+        <w:rPr>
+          <w:rFonts w:ascii="Times New Roman" w:hAnsi="Times New Roman" w:eastAsia="Malgun Gothic"/>
+          <w:b w:val="0"/>
+          <w:i/>
+          <w:color w:val="555555"/>
+          <w:sz w:val="22"/>
+        </w:rPr>
+        <w:t>(после паузы)</w:t>
+      </w:r>
+      <w:r>
+        <w:rPr>
+          <w:rFonts w:ascii="Times New Roman" w:hAnsi="Times New Roman" w:eastAsia="Malgun Gothic"/>
+          <w:b w:val="0"/>
+          <w:i w:val="0"/>
+          <w:sz w:val="22"/>
+        </w:rPr>
+        <w:t xml:space="preserve"> Знаете, Алексей Николаевич, она бы сегодня с вами поспорила. Сказала бы, что совет — это полумера.</w:t>
+      </w:r>
+    </w:p>
+    <w:p>
+      <w:pPr>
+        <w:spacing w:before="0" w:after="110" w:line="300" w:lineRule="auto"/>
+      </w:pPr>
+      <w:r>
+        <w:rPr>
+          <w:rFonts w:ascii="Times New Roman" w:hAnsi="Times New Roman" w:eastAsia="Malgun Gothic"/>
+          <w:b/>
+          <w:i w:val="0"/>
+          <w:sz w:val="22"/>
+        </w:rPr>
+        <w:t xml:space="preserve">Лёша: </w:t>
+      </w:r>
+      <w:r>
+        <w:rPr>
+          <w:rFonts w:ascii="Times New Roman" w:hAnsi="Times New Roman" w:eastAsia="Malgun Gothic"/>
+          <w:b w:val="0"/>
+          <w:i w:val="0"/>
+          <w:sz w:val="22"/>
+        </w:rPr>
+        <w:t>Сказала бы. А потом написала бы о нём честнее всех.</w:t>
       </w:r>
     </w:p>
     <w:p>
@@ -1997,29 +3204,6 @@
           <w:sz w:val="22"/>
         </w:rPr>
         <w:t xml:space="preserve"> — 장면 2에서 료샤가 강경파 국방장관 라디셰프에게 그와 성이 같은 18세기 작가의 제사를 들려준다. 검열 권력이라는 "괴물"을 고발한 책이 압수되고 저자가 사형 선고(시베리아 유형으로 감형)를 받은 역사를 들어, "공황을 막는다"는 명분의 콘텐츠 위원회가 같은 길을 밟을 수 있음을 경고한다.</w:t>
-      </w:r>
-    </w:p>
-    <w:p>
-      <w:pPr>
-        <w:spacing w:before="0" w:after="120"/>
-      </w:pPr>
-      <w:r>
-        <w:rPr>
-          <w:rFonts w:ascii="Times New Roman" w:hAnsi="Times New Roman" w:eastAsia="Malgun Gothic"/>
-          <w:b/>
-          <w:i w:val="0"/>
-          <w:sz w:val="22"/>
-        </w:rPr>
-        <w:t>Чехов, из письма А. С. Суворину (7 января 1889 г.): «…выдавливает из себя по каплям раба…»</w:t>
-      </w:r>
-      <w:r>
-        <w:rPr>
-          <w:rFonts w:ascii="Times New Roman" w:hAnsi="Times New Roman" w:eastAsia="Malgun Gothic"/>
-          <w:b w:val="0"/>
-          <w:i w:val="0"/>
-          <w:sz w:val="22"/>
-        </w:rPr>
-        <w:t xml:space="preserve"> — 흔히 "по капле выдавливать из себя раба"로 인용되는 구절. 장면 5 료샤의 독백에서, 편안한 통제에 안주하려는 자기 안의 "노예"와 싸우는 성찰로 쓰인다 (4화 이리나의 인용을 료샤가 스스로 되새김).</w:t>
       </w:r>
     </w:p>
     <w:p>

--- a/러시아 인권변호사/7부/7부_5화_언론_통제의_유혹.docx
+++ b/러시아 인권변호사/7부/7부_5화_언론_통제의_유혹.docx
@@ -36,7 +36,7 @@
           <w:i w:val="0"/>
           <w:sz w:val="22"/>
         </w:rPr>
-        <w:t>알렉세이 “료샤” 오를로프(대통령) / 이리나 올레고브나 마르첸코(대통령 최측근 참모) / 카탸 리시나(일정·전략 총괄) / 아나톨리 빅토로비치 그레벤시코프(정치 전략가) / 보리스 이고레비치 라디셰프(국방장관) / 파벨 드미트리예비치 구르킨(국가보안기관장) / 레프 아르카디예비치 랴잔체프(독립 신문 편집장, 다리야 볼코바의 전 편집장, 재등장) / 키릴 안드레예비치(국가재정투명성청장) / 아나스타시야(나스탸) 드미트리예브나(국가재정투명성청 공동 책임자)</w:t>
+        <w:t>알렉세이 “료샤” 오를로프(대통령) / 이리나 올레고브나 마르첸코(대통령 최측근 참모) / 카탸 리시나(일정·전략 총괄) / 아나톨리 빅토로비치 그레벤시코프(정치 전략가) / 보리스 이고레비치 라디셰프(국방장관) / 로디온 드미트리예비치 구르킨(국가보안기관장) / 레프 아르카디예비치 랴잔체프(독립 신문 편집장, 다리야 볼코바의 전 편집장, 재등장) / 키릴 안드레예비치(국가재정투명성청장) / 아나스타시야(나스탸) 드미트리예브나(국가재정투명성청 공동 책임자)</w:t>
       </w:r>
     </w:p>
     <w:p>
@@ -456,7 +456,7 @@
           <w:i w:val="0"/>
           <w:sz w:val="22"/>
         </w:rPr>
-        <w:t>Слушаю, Павел Дмитриевич.</w:t>
+        <w:t>Слушаю, Родион Дмитриевич.</w:t>
       </w:r>
     </w:p>
     <w:p>
@@ -548,7 +548,7 @@
           <w:i w:val="0"/>
           <w:sz w:val="22"/>
         </w:rPr>
-        <w:t>Брифинги — это хорошо, Павел Дмитриевич. Но брифинг раз в день, а фальшивка разлетается за десять минут.</w:t>
+        <w:t>Брифинги — это хорошо, Родион Дмитриевич. Но брифинг раз в день, а фальшивка разлетается за десять минут.</w:t>
       </w:r>
     </w:p>
     <w:p>
@@ -2115,7 +2115,7 @@
           <w:i w:val="0"/>
           <w:sz w:val="22"/>
         </w:rPr>
-        <w:t>Брифинги Павла Дмитриевича начнутся завтра. Совет — через месяц. Одно не ждёт другого.</w:t>
+        <w:t>Брифинги Родиона Дмитриевича начнутся завтра. Совет — через месяц. Одно не ждёт другого.</w:t>
       </w:r>
     </w:p>
     <w:p>
@@ -2569,7 +2569,7 @@
           <w:i w:val="0"/>
           <w:sz w:val="22"/>
         </w:rPr>
-        <w:t xml:space="preserve"> Спасибо, Катя. Вы только что закончили мои сомнения.</w:t>
+        <w:t xml:space="preserve"> Спасибо, Катя. Вы только что развеяли мои сомнения.</w:t>
       </w:r>
     </w:p>
     <w:p>
@@ -2664,7 +2664,7 @@
           <w:i w:val="0"/>
           <w:sz w:val="22"/>
         </w:rPr>
-        <w:t>Будем опровергать фактами, публично, через открытые данные и ежедневные брифинги Павла Дмитриевича, а не через блокировки. Это медленнее. Но это единственный способ, которым я готов бороться с ложью, не предавая то, чем должна оставаться эта страна.</w:t>
+        <w:t>Будем опровергать фактами, публично, через открытые данные и ежедневные брифинги Родиона Дмитриевича, а не через блокировки. Это медленнее. Но это единственный способ, которым я готов бороться с ложью, не предавая то, чем должна оставаться эта страна.</w:t>
       </w:r>
     </w:p>
     <w:p>

--- a/러시아 인권변호사/7부/7부_5화_언론_통제의_유혹.docx
+++ b/러시아 인권변호사/7부/7부_5화_언론_통제의_유혹.docx
@@ -3203,7 +3203,7 @@
           <w:i w:val="0"/>
           <w:sz w:val="22"/>
         </w:rPr>
-        <w:t xml:space="preserve"> — 장면 2에서 료샤가 강경파 국방장관 라디셰프에게 그와 성이 같은 18세기 작가의 제사를 들려준다. 검열 권력이라는 "괴물"을 고발한 책이 압수되고 저자가 사형 선고(시베리아 유형으로 감형)를 받은 역사를 들어, "공황을 막는다"는 명분의 콘텐츠 위원회가 같은 길을 밟을 수 있음을 경고한다.</w:t>
+        <w:t xml:space="preserve"> — 한국어 해설: 장면 2에서 료샤가 강경파 국방장관 라디셰프에게 그와 성이 같은 18세기 작가의 제사를 들려준다. 검열 권력이라는 "괴물"을 고발한 책이 압수되고 저자가 사형 선고(시베리아 유형으로 감형)를 받은 역사를 들어, "공황을 막는다"는 명분의 콘텐츠 위원회가 같은 길을 밟을 수 있음을 경고한다.</w:t>
       </w:r>
     </w:p>
     <w:p>

--- a/러시아 인권변호사/7부/7부_5화_언론_통제의_유혹.docx
+++ b/러시아 인권변호사/7부/7부_5화_언론_통제의_유혹.docx
@@ -1065,6 +1065,98 @@
           <w:sz w:val="22"/>
         </w:rPr>
         <w:t>Екатерина тоже поначалу переписывалась с Вольтером, Борис Игоревич. Чудище редко выглядит чудищем в первый день.</w:t>
+      </w:r>
+    </w:p>
+    <w:p>
+      <w:pPr>
+        <w:spacing w:before="0" w:after="110" w:line="300" w:lineRule="auto"/>
+      </w:pPr>
+      <w:r>
+        <w:rPr>
+          <w:rFonts w:ascii="Times New Roman" w:hAnsi="Times New Roman" w:eastAsia="Malgun Gothic"/>
+          <w:b/>
+          <w:i w:val="0"/>
+          <w:sz w:val="22"/>
+        </w:rPr>
+        <w:t xml:space="preserve">Радищев: </w:t>
+      </w:r>
+      <w:r>
+        <w:rPr>
+          <w:rFonts w:ascii="Times New Roman" w:hAnsi="Times New Roman" w:eastAsia="Malgun Gothic"/>
+          <w:b w:val="0"/>
+          <w:i w:val="0"/>
+          <w:sz w:val="22"/>
+        </w:rPr>
+        <w:t>Оставьте восемнадцатый век. Я говорю о панике здесь и сейчас.</w:t>
+      </w:r>
+    </w:p>
+    <w:p>
+      <w:pPr>
+        <w:spacing w:before="0" w:after="110" w:line="300" w:lineRule="auto"/>
+      </w:pPr>
+      <w:r>
+        <w:rPr>
+          <w:rFonts w:ascii="Times New Roman" w:hAnsi="Times New Roman" w:eastAsia="Malgun Gothic"/>
+          <w:b/>
+          <w:i w:val="0"/>
+          <w:sz w:val="22"/>
+        </w:rPr>
+        <w:t xml:space="preserve">Ирина: </w:t>
+      </w:r>
+      <w:r>
+        <w:rPr>
+          <w:rFonts w:ascii="Times New Roman" w:hAnsi="Times New Roman" w:eastAsia="Malgun Gothic"/>
+          <w:b w:val="0"/>
+          <w:i w:val="0"/>
+          <w:sz w:val="22"/>
+        </w:rPr>
+        <w:t>Тогда возьмём апрель восемьдесят шестого. Чернобыль. Реактор взорвался ночью двадцать шестого. Первое официальное сообщение — вечером двадцать восьмого, несколько строк, и то после того, как радиацию зафиксировали в Швеции. Первого мая в Киеве провели демонстрацию. Руководство страны обратилось к людям четырнадцатого мая — спустя восемнадцать дней.</w:t>
+      </w:r>
+    </w:p>
+    <w:p>
+      <w:pPr>
+        <w:spacing w:before="0" w:after="110" w:line="300" w:lineRule="auto"/>
+      </w:pPr>
+      <w:r>
+        <w:rPr>
+          <w:rFonts w:ascii="Times New Roman" w:hAnsi="Times New Roman" w:eastAsia="Malgun Gothic"/>
+          <w:b/>
+          <w:i w:val="0"/>
+          <w:sz w:val="22"/>
+        </w:rPr>
+        <w:t xml:space="preserve">Радищев: </w:t>
+      </w:r>
+      <w:r>
+        <w:rPr>
+          <w:rFonts w:ascii="Times New Roman" w:hAnsi="Times New Roman" w:eastAsia="Malgun Gothic"/>
+          <w:b w:val="0"/>
+          <w:i w:val="0"/>
+          <w:sz w:val="22"/>
+        </w:rPr>
+        <w:t>Там скрывали аварию. Мы предлагаем блокировать ложь о ней. Это противоположные вещи.</w:t>
+      </w:r>
+    </w:p>
+    <w:p>
+      <w:pPr>
+        <w:spacing w:before="0" w:after="110" w:line="300" w:lineRule="auto"/>
+      </w:pPr>
+      <w:r>
+        <w:rPr>
+          <w:rFonts w:ascii="Times New Roman" w:hAnsi="Times New Roman" w:eastAsia="Malgun Gothic"/>
+          <w:b/>
+          <w:i w:val="0"/>
+          <w:sz w:val="22"/>
+        </w:rPr>
+        <w:t xml:space="preserve">Ирина: </w:t>
+      </w:r>
+      <w:r>
+        <w:rPr>
+          <w:rFonts w:ascii="Times New Roman" w:hAnsi="Times New Roman" w:eastAsia="Malgun Gothic"/>
+          <w:b w:val="0"/>
+          <w:i w:val="0"/>
+          <w:sz w:val="22"/>
+        </w:rPr>
+        <w:t>Для человека у телевизора — одно и то же: государство решает, что ему можно знать. Пока оно молчало, страну лечили слухами — йод ложками, водка от радиации, бегство из Киева. Запретить слухи не удалось никому. А доверие к официальному слову после этого так и не вернулось.</w:t>
       </w:r>
     </w:p>
     <w:p>
